--- a/03-execute/12-week/02-optional-activity/Retrospectiva.docx
+++ b/03-execute/12-week/02-optional-activity/Retrospectiva.docx
@@ -16,6 +16,49 @@
           <w:bCs/>
           <w:lang w:val="es-CO"/>
         </w:rPr>
+        <w:t xml:space="preserve">Nombre: </w:t>
+      </w:r>
+      <w:proofErr w:type="spellStart"/>
+      <w:r>
+        <w:rPr>
+          <w:b/>
+          <w:bCs/>
+          <w:lang w:val="es-CO"/>
+        </w:rPr>
+        <w:t>JuanMathiasPalaciosBotello</w:t>
+      </w:r>
+      <w:proofErr w:type="spellEnd"/>
+      <w:r>
+        <w:rPr>
+          <w:b/>
+          <w:bCs/>
+          <w:lang w:val="es-CO"/>
+        </w:rPr>
+        <w:br/>
+        <w:t>Fecha: 05/16/2026</w:t>
+      </w:r>
+      <w:r>
+        <w:rPr>
+          <w:b/>
+          <w:bCs/>
+          <w:lang w:val="es-CO"/>
+        </w:rPr>
+        <w:br/>
+      </w:r>
+      <w:r>
+        <w:rPr>
+          <w:b/>
+          <w:bCs/>
+          <w:lang w:val="es-CO"/>
+        </w:rPr>
+        <w:br/>
+      </w:r>
+      <w:r>
+        <w:rPr>
+          <w:b/>
+          <w:bCs/>
+          <w:lang w:val="es-CO"/>
+        </w:rPr>
         <w:t xml:space="preserve">Equipo: </w:t>
       </w:r>
       <w:proofErr w:type="spellStart"/>
@@ -221,7 +264,7 @@
           <w:lang w:val="es-CO"/>
         </w:rPr>
         <w:pict w14:anchorId="65921FE8">
-          <v:rect id="_x0000_i1037" style="width:0;height:1.5pt" o:hrstd="t" o:hr="t" fillcolor="#a0a0a0" stroked="f"/>
+          <v:rect id="_x0000_i1025" style="width:0;height:1.5pt" o:hrstd="t" o:hr="t" fillcolor="#a0a0a0" stroked="f"/>
         </w:pict>
       </w:r>
     </w:p>
@@ -361,22 +404,28 @@
           <w:lang w:val="es-CO"/>
         </w:rPr>
         <w:br/>
-        <w:t>La propuesta estuvo muy bien explicada y la idea del proyecto fue clara desde el inicio. El aprendiz mostró seguridad al hablar y dio a entender correctamente cómo la aplicación ayudaría a resolver necesidades de las tiendas de barrio. Además, la presentación tuvo buena organización y se evidenció conocimiento sobre el tema y sobre el problema que se busca solucionar.</w:t>
-      </w:r>
-    </w:p>
-    <w:p>
-      <w:pPr>
-        <w:rPr>
-          <w:lang w:val="es-CO"/>
-        </w:rPr>
-      </w:pPr>
-      <w:r>
-        <w:rPr>
-          <w:b/>
-          <w:bCs/>
+        <w:t xml:space="preserve">La propuesta estuvo muy bien explicada y la idea del proyecto fue clara desde el inicio. El aprendiz mostró seguridad al hablar y dio a entender correctamente </w:t>
+      </w:r>
+      <w:r>
+        <w:rPr>
           <w:lang w:val="es-CO"/>
         </w:rPr>
         <w:lastRenderedPageBreak/>
+        <w:t>cómo la aplicación ayudaría a resolver necesidades de las tiendas de barrio. Además, la presentación tuvo buena organización y se evidenció conocimiento sobre el tema y sobre el problema que se busca solucionar.</w:t>
+      </w:r>
+    </w:p>
+    <w:p>
+      <w:pPr>
+        <w:rPr>
+          <w:lang w:val="es-CO"/>
+        </w:rPr>
+      </w:pPr>
+      <w:r>
+        <w:rPr>
+          <w:b/>
+          <w:bCs/>
+          <w:lang w:val="es-CO"/>
+        </w:rPr>
         <w:t>Lo malo:</w:t>
       </w:r>
       <w:r>
@@ -469,7 +518,7 @@
           <w:lang w:val="es-CO"/>
         </w:rPr>
         <w:pict w14:anchorId="31DF0131">
-          <v:rect id="_x0000_i1038" style="width:0;height:1.5pt" o:hrstd="t" o:hr="t" fillcolor="#a0a0a0" stroked="f"/>
+          <v:rect id="_x0000_i1026" style="width:0;height:1.5pt" o:hrstd="t" o:hr="t" fillcolor="#a0a0a0" stroked="f"/>
         </w:pict>
       </w:r>
     </w:p>
@@ -665,6 +714,7 @@
           <w:bCs/>
           <w:lang w:val="es-CO"/>
         </w:rPr>
+        <w:lastRenderedPageBreak/>
         <w:t>Viabilidad de la propuesta</w:t>
       </w:r>
     </w:p>
@@ -678,14 +728,7 @@
         <w:rPr>
           <w:lang w:val="es-CO"/>
         </w:rPr>
-        <w:t xml:space="preserve">La propuesta es viable porque incluye ideas innovadoras y soluciones que podrían ser útiles en el contexto planteado. Sin embargo, todavía necesita mejorar la </w:t>
-      </w:r>
-      <w:r>
-        <w:rPr>
-          <w:lang w:val="es-CO"/>
-        </w:rPr>
-        <w:lastRenderedPageBreak/>
-        <w:t>claridad de las ideas, fortalecer la presentación del proyecto y definir mejor algunos objetivos y funcionalidades. Con una explicación más organizada y detallada, el proyecto podría tener mejores resultados y mayor comprensión por parte del público.</w:t>
+        <w:t>La propuesta es viable porque incluye ideas innovadoras y soluciones que podrían ser útiles en el contexto planteado. Sin embargo, todavía necesita mejorar la claridad de las ideas, fortalecer la presentación del proyecto y definir mejor algunos objetivos y funcionalidades. Con una explicación más organizada y detallada, el proyecto podría tener mejores resultados y mayor comprensión por parte del público.</w:t>
       </w:r>
     </w:p>
     <w:p>
@@ -720,19 +763,7 @@
     </w:p>
     <w:p>
       <w:r>
-        <w:t xml:space="preserve">El instructor </w:t>
-      </w:r>
-      <w:r>
-        <w:t>evaluó</w:t>
-      </w:r>
-      <w:r>
-        <w:t xml:space="preserve"> la </w:t>
-      </w:r>
-      <w:r>
-        <w:t>socialización</w:t>
-      </w:r>
-      <w:r>
-        <w:t xml:space="preserve"> del SRS </w:t>
+        <w:t xml:space="preserve">El instructor evaluó la socialización del SRS </w:t>
       </w:r>
       <w:r>
         <w:t>“</w:t>
@@ -868,13 +899,7 @@
         <w:t>El día de hoy e</w:t>
       </w:r>
       <w:r>
-        <w:t xml:space="preserve">xpusieron 3 proyectos entre las 7:15 am y las 8:00 am, con </w:t>
-      </w:r>
-      <w:r>
-        <w:t>calificación</w:t>
-      </w:r>
-      <w:r>
-        <w:t>, observaciones, conteo de R</w:t>
+        <w:t>xpusieron 3 proyectos entre las 7:15 am y las 8:00 am, con calificación, observaciones, conteo de R</w:t>
       </w:r>
       <w:r>
         <w:t xml:space="preserve">equerimiento Funcionales y </w:t>
@@ -883,13 +908,7 @@
         <w:t>R</w:t>
       </w:r>
       <w:r>
-        <w:t xml:space="preserve">equerimiento </w:t>
-      </w:r>
-      <w:r>
-        <w:t xml:space="preserve">No </w:t>
-      </w:r>
-      <w:r>
-        <w:t xml:space="preserve">Funcionales </w:t>
+        <w:t xml:space="preserve">equerimiento No Funcionales </w:t>
       </w:r>
       <w:r>
         <w:t>y viabilidad</w:t>
@@ -1631,6 +1650,7 @@
   <w:style w:type="character" w:default="1" w:styleId="Fuentedeprrafopredeter">
     <w:name w:val="Default Paragraph Font"/>
     <w:uiPriority w:val="1"/>
+    <w:semiHidden/>
     <w:unhideWhenUsed/>
   </w:style>
   <w:style w:type="table" w:default="1" w:styleId="Tablanormal">
